--- a/docs/legal/word/ピタフレ役務提供に関するガイドライン.docx
+++ b/docs/legal/word/ピタフレ役務提供に関するガイドライン.docx
@@ -167,6 +167,35 @@
           <w:szCs w:val="21"/>
         </w:rPr>
         <w:t xml:space="preserve">」について、当社が判断するときの枠組みを定めます。</w:t>
+      </w:r>
+    </w:p>
+    <w:p>
+      <w:pPr>
+        <w:pBdr>
+          <w:left w:val="single" w:color="B9B2A6" w:sz="12" w:space="6"/>
+        </w:pBdr>
+        <w:spacing w:after="140" w:before="140" w:line="290"/>
+        <w:ind w:left="283"/>
+      </w:pPr>
+      <w:r>
+        <w:rPr>
+          <w:rFonts w:ascii="Yu Mincho" w:eastAsia="Yu Mincho" w:hAnsi="Yu Mincho"/>
+          <w:b/>
+          <w:bCs/>
+          <w:color w:val="1A1A1A"/>
+          <w:sz w:val="20"/>
+          <w:szCs w:val="20"/>
+        </w:rPr>
+        <w:t xml:space="preserve">以下に掲げるのは典型例の例示であり、これに限られません。</w:t>
+      </w:r>
+      <w:r>
+        <w:rPr>
+          <w:rFonts w:ascii="Yu Mincho" w:eastAsia="Yu Mincho" w:hAnsi="Yu Mincho"/>
+          <w:color w:val="1A1A1A"/>
+          <w:sz w:val="20"/>
+          <w:szCs w:val="20"/>
+        </w:rPr>
+        <w:t xml:space="preserve"> 個別の事情は、双方から聴取した事実と客観的な資料に基づいて総合的に考慮します（第4項）。</w:t>
       </w:r>
     </w:p>
     <w:p>
@@ -548,7 +577,7 @@
                 <w:sz w:val="19"/>
                 <w:szCs w:val="19"/>
               </w:rPr>
-              <w:t xml:space="preserve">開始・終了・実プレイ時間。システムの記録で客観的に判定します。量的な欠落（例：回線不調で半分しか遊べなかった）は、</w:t>
+              <w:t xml:space="preserve">開始・終了・実プレイ時間。システムの記録で客観的に判定します。量的な欠落は、</w:t>
             </w:r>
             <w:r>
               <w:rPr>
@@ -559,16 +588,27 @@
                 <w:sz w:val="19"/>
                 <w:szCs w:val="19"/>
               </w:rPr>
-              <w:t xml:space="preserve">時間に応じた一部返還</w:t>
-            </w:r>
-            <w:r>
-              <w:rPr>
-                <w:rFonts w:ascii="Yu Mincho" w:eastAsia="Yu Mincho" w:hAnsi="Yu Mincho"/>
-                <w:color w:val="1A1A1A"/>
-                <w:sz w:val="19"/>
-                <w:szCs w:val="19"/>
-              </w:rPr>
-              <w:t xml:space="preserve">を原則とします。回線不調は双方に責めのない場合も同様に按分します</w:t>
+              <w:t xml:space="preserve">時間に応じた一部返還（按分）を原則</w:t>
+            </w:r>
+            <w:r>
+              <w:rPr>
+                <w:rFonts w:ascii="Yu Mincho" w:eastAsia="Yu Mincho" w:hAnsi="Yu Mincho"/>
+                <w:color w:val="1A1A1A"/>
+                <w:sz w:val="19"/>
+                <w:szCs w:val="19"/>
+              </w:rPr>
+              <w:t xml:space="preserve">とします。回線不調が双方に責めのない場合も同様に按分します。</w:t>
+            </w:r>
+            <w:r>
+              <w:rPr>
+                <w:rFonts w:ascii="Yu Mincho" w:eastAsia="Yu Mincho" w:hAnsi="Yu Mincho"/>
+                <w:b/>
+                <w:bCs/>
+                <w:color w:val="1A1A1A"/>
+                <w:sz w:val="19"/>
+                <w:szCs w:val="19"/>
+              </w:rPr>
+              <w:t xml:space="preserve">全部の返還は、まったく提供されなかった場合（無断欠席・開始に至らなかった場合）に限ります</w:t>
             </w:r>
           </w:p>
         </w:tc>
@@ -899,6 +939,108 @@
           </w:p>
         </w:tc>
       </w:tr>
+      <w:tr>
+        <w:trPr>
+          <w:tblHeader w:val="false"/>
+        </w:trPr>
+        <w:tc>
+          <w:tcPr>
+            <w:tcW w:type="dxa" w:w="3137"/>
+            <w:tcMar>
+              <w:top w:type="dxa" w:w="90"/>
+              <w:left w:type="dxa" w:w="120"/>
+              <w:bottom w:type="dxa" w:w="90"/>
+              <w:right w:type="dxa" w:w="120"/>
+            </w:tcMar>
+          </w:tcPr>
+          <w:p>
+            <w:pPr>
+              <w:spacing w:after="0" w:before="0" w:line="280"/>
+            </w:pPr>
+            <w:r>
+              <w:rPr>
+                <w:rFonts w:ascii="Yu Mincho" w:eastAsia="Yu Mincho" w:hAnsi="Yu Mincho"/>
+                <w:color w:val="1A1A1A"/>
+                <w:sz w:val="19"/>
+                <w:szCs w:val="19"/>
+              </w:rPr>
+              <w:t xml:space="preserve">⑤</w:t>
+            </w:r>
+          </w:p>
+        </w:tc>
+        <w:tc>
+          <w:tcPr>
+            <w:tcW w:type="dxa" w:w="3137"/>
+            <w:tcMar>
+              <w:top w:type="dxa" w:w="90"/>
+              <w:left w:type="dxa" w:w="120"/>
+              <w:bottom w:type="dxa" w:w="90"/>
+              <w:right w:type="dxa" w:w="120"/>
+            </w:tcMar>
+          </w:tcPr>
+          <w:p>
+            <w:pPr>
+              <w:spacing w:after="0" w:before="0" w:line="280"/>
+            </w:pPr>
+            <w:r>
+              <w:rPr>
+                <w:rFonts w:ascii="Yu Mincho" w:eastAsia="Yu Mincho" w:hAnsi="Yu Mincho"/>
+                <w:b/>
+                <w:bCs/>
+                <w:color w:val="1A1A1A"/>
+                <w:sz w:val="19"/>
+                <w:szCs w:val="19"/>
+              </w:rPr>
+              <w:t xml:space="preserve">共同プレイの実体</w:t>
+            </w:r>
+          </w:p>
+        </w:tc>
+        <w:tc>
+          <w:tcPr>
+            <w:tcW w:type="dxa" w:w="3137"/>
+            <w:tcMar>
+              <w:top w:type="dxa" w:w="90"/>
+              <w:left w:type="dxa" w:w="120"/>
+              <w:bottom w:type="dxa" w:w="90"/>
+              <w:right w:type="dxa" w:w="120"/>
+            </w:tcMar>
+          </w:tcPr>
+          <w:p>
+            <w:pPr>
+              <w:spacing w:after="0" w:before="0" w:line="280"/>
+            </w:pPr>
+            <w:r>
+              <w:rPr>
+                <w:rFonts w:ascii="Yu Mincho" w:eastAsia="Yu Mincho" w:hAnsi="Yu Mincho"/>
+                <w:color w:val="1A1A1A"/>
+                <w:sz w:val="19"/>
+                <w:szCs w:val="19"/>
+              </w:rPr>
+              <w:t xml:space="preserve">④の約束の有無にかかわらず、</w:t>
+            </w:r>
+            <w:r>
+              <w:rPr>
+                <w:rFonts w:ascii="Yu Mincho" w:eastAsia="Yu Mincho" w:hAnsi="Yu Mincho"/>
+                <w:b/>
+                <w:bCs/>
+                <w:color w:val="1A1A1A"/>
+                <w:sz w:val="19"/>
+                <w:szCs w:val="19"/>
+              </w:rPr>
+              <w:t xml:space="preserve">社会通念上「一緒に遊んだ」と評価できない態様</w:t>
+            </w:r>
+            <w:r>
+              <w:rPr>
+                <w:rFonts w:ascii="Yu Mincho" w:eastAsia="Yu Mincho" w:hAnsi="Yu Mincho"/>
+                <w:color w:val="1A1A1A"/>
+                <w:sz w:val="19"/>
+                <w:szCs w:val="19"/>
+              </w:rPr>
+              <w:t xml:space="preserve">（下記）。この要素だけは、何も約束していなくても該当し得ます</w:t>
+            </w:r>
+          </w:p>
+        </w:tc>
+      </w:tr>
     </w:tbl>
     <w:p>
       <w:pPr>
@@ -1015,6 +1157,102 @@
           <w:szCs w:val="21"/>
         </w:rPr>
         <w:t xml:space="preserve">。</w:t>
+      </w:r>
+    </w:p>
+    <w:p>
+      <w:pPr>
+        <w:keepNext/>
+        <w:spacing w:after="100" w:before="240"/>
+      </w:pPr>
+      <w:r>
+        <w:rPr>
+          <w:rFonts w:ascii="Yu Gothic" w:eastAsia="Yu Gothic" w:hAnsi="Yu Gothic"/>
+          <w:b/>
+          <w:bCs/>
+          <w:color w:val="1A1A1A"/>
+          <w:sz w:val="21"/>
+          <w:szCs w:val="21"/>
+        </w:rPr>
+        <w:t xml:space="preserve">⑤について — 何も約束していなくても該当する下限</w:t>
+      </w:r>
+    </w:p>
+    <w:p>
+      <w:pPr>
+        <w:spacing w:after="60" w:before="60" w:line="300"/>
+      </w:pPr>
+      <w:r>
+        <w:rPr>
+          <w:rFonts w:ascii="Yu Mincho" w:eastAsia="Yu Mincho" w:hAnsi="Yu Mincho"/>
+          <w:b/>
+          <w:bCs/>
+          <w:color w:val="1A1A1A"/>
+          <w:sz w:val="21"/>
+          <w:szCs w:val="21"/>
+        </w:rPr>
+        <w:t xml:space="preserve">「無言であること」自体は該当しません。</w:t>
+      </w:r>
+      <w:r>
+        <w:rPr>
+          <w:rFonts w:ascii="Yu Mincho" w:eastAsia="Yu Mincho" w:hAnsi="Yu Mincho"/>
+          <w:color w:val="1A1A1A"/>
+          <w:sz w:val="21"/>
+          <w:szCs w:val="21"/>
+        </w:rPr>
+        <w:t xml:space="preserve"> 黙々と協力プレイをするのは、この役務の正常な形のひとつです。</w:t>
+      </w:r>
+    </w:p>
+    <w:p>
+      <w:pPr>
+        <w:spacing w:after="60" w:before="60" w:line="300"/>
+      </w:pPr>
+      <w:r>
+        <w:rPr>
+          <w:rFonts w:ascii="Yu Mincho" w:eastAsia="Yu Mincho" w:hAnsi="Yu Mincho"/>
+          <w:color w:val="1A1A1A"/>
+          <w:sz w:val="21"/>
+          <w:szCs w:val="21"/>
+        </w:rPr>
+        <w:t xml:space="preserve">該当するのは、</w:t>
+      </w:r>
+      <w:r>
+        <w:rPr>
+          <w:rFonts w:ascii="Yu Mincho" w:eastAsia="Yu Mincho" w:hAnsi="Yu Mincho"/>
+          <w:b/>
+          <w:bCs/>
+          <w:color w:val="1A1A1A"/>
+          <w:sz w:val="21"/>
+          <w:szCs w:val="21"/>
+        </w:rPr>
+        <w:t xml:space="preserve">チャット・ゲーム内の合図（ピン等）・ゲーム内の行動を含めて一切の応答がなく、共同でプレイした実体を欠く</w:t>
+      </w:r>
+      <w:r>
+        <w:rPr>
+          <w:rFonts w:ascii="Yu Mincho" w:eastAsia="Yu Mincho" w:hAnsi="Yu Mincho"/>
+          <w:color w:val="1A1A1A"/>
+          <w:sz w:val="21"/>
+          <w:szCs w:val="21"/>
+        </w:rPr>
+        <w:t xml:space="preserve">と認められる場合に限ります。典型的には、参加はしているが</w:t>
+      </w:r>
+      <w:r>
+        <w:rPr>
+          <w:rFonts w:ascii="Yu Mincho" w:eastAsia="Yu Mincho" w:hAnsi="Yu Mincho"/>
+          <w:b/>
+          <w:bCs/>
+          <w:color w:val="1A1A1A"/>
+          <w:sz w:val="21"/>
+          <w:szCs w:val="21"/>
+        </w:rPr>
+        <w:t xml:space="preserve">操作をせずに放置されていた</w:t>
+      </w:r>
+      <w:r>
+        <w:rPr>
+          <w:rFonts w:ascii="Yu Mincho" w:eastAsia="Yu Mincho" w:hAnsi="Yu Mincho"/>
+          <w:color w:val="1A1A1A"/>
+          <w:sz w:val="21"/>
+          <w:szCs w:val="21"/>
+        </w:rPr>
+        <w:t xml:space="preserve">場合です。</w:t>
       </w:r>
     </w:p>
     <w:p>
@@ -1049,27 +1287,27 @@
           <w:sz w:val="21"/>
           <w:szCs w:val="21"/>
         </w:rPr>
-        <w:t xml:space="preserve">1. 本ガイドラインに掲げる事項は</w:t>
-      </w:r>
-      <w:r>
-        <w:rPr>
-          <w:rFonts w:ascii="Yu Mincho" w:eastAsia="Yu Mincho" w:hAnsi="Yu Mincho"/>
-          <w:b/>
-          <w:bCs/>
-          <w:color w:val="1A1A1A"/>
-          <w:sz w:val="21"/>
-          <w:szCs w:val="21"/>
-        </w:rPr>
-        <w:t xml:space="preserve">例示</w:t>
-      </w:r>
-      <w:r>
-        <w:rPr>
-          <w:rFonts w:ascii="Yu Mincho" w:eastAsia="Yu Mincho" w:hAnsi="Yu Mincho"/>
-          <w:color w:val="1A1A1A"/>
-          <w:sz w:val="21"/>
-          <w:szCs w:val="21"/>
-        </w:rPr>
-        <w:t xml:space="preserve">であり、これに該当しない場合でも、個別の事情により判断することがあります。</w:t>
+        <w:t xml:space="preserve">1. </w:t>
+      </w:r>
+      <w:r>
+        <w:rPr>
+          <w:rFonts w:ascii="Yu Mincho" w:eastAsia="Yu Mincho" w:hAnsi="Yu Mincho"/>
+          <w:b/>
+          <w:bCs/>
+          <w:color w:val="1A1A1A"/>
+          <w:sz w:val="21"/>
+          <w:szCs w:val="21"/>
+        </w:rPr>
+        <w:t xml:space="preserve">本ガイドラインに掲げる事項は、典型例の例示であり、これに限られません。</w:t>
+      </w:r>
+      <w:r>
+        <w:rPr>
+          <w:rFonts w:ascii="Yu Mincho" w:eastAsia="Yu Mincho" w:hAnsi="Yu Mincho"/>
+          <w:color w:val="1A1A1A"/>
+          <w:sz w:val="21"/>
+          <w:szCs w:val="21"/>
+        </w:rPr>
+        <w:t xml:space="preserve"> これに該当しない場合でも、個別の事情により判断することがあります。</w:t>
       </w:r>
     </w:p>
     <w:p>
